--- a/Articles/09-food-safe-finishes/article.docx
+++ b/Articles/09-food-safe-finishes/article.docx
@@ -70,7 +70,7 @@
     </w:p>
     <w:p>
       <w:r>
-        <w:t xml:space="preserve">"Food safe" gets thrown around like it's a special ingredient, but the honest answer is that almost any finish is food safe once it's fully cured — cured means the solvents have evaporated off and the finish has hardened into something inert. The actual risk isn't toxicity from a finish that's dry to the touch. It's a finish that never fully hardens in the first place, sitting soft and gummy in the bottom of a knife cut where it can trap moisture and feed bacteria. That distinction is the whole story, and once you understand it, picking a finish for a cutting board or bowl gets simple.</w:t>
+        <w:t xml:space="preserve">People treat "food safe" like it's a special ingredient you either have or don't. It's not. The honest answer is that almost any finish is food safe once it's actually cured — cured meaning the solvents are gone and what's left has hardened into something inert. So what's the real risk, then? Not toxicity from a finish that's dry to the touch. It's a finish that never fully hardens in the first place — something soft and gummy sitting down in the bottom of a knife cut, trapping moisture, feeding bacteria. That's the whole story. Once that clicks, picking a finish for a board or a bowl stops being complicated.</w:t>
       </w:r>
     </w:p>
     <w:p>
@@ -83,16 +83,7 @@
     </w:p>
     <w:p>
       <w:r>
-        <w:t xml:space="preserve">The FDA doesn't certify wood finishes as "food safe" — there's no official stamp to look for. What matters practically is whether the finish cures to a hard, stable state or stays soft indefinitely. Fully cured polyurethane, cured shellac, cured lacquer, and any oil that polymerizes (hardens through oxidation) are all considered food-contact safe by any reasonable standard once cured, because there's nothing left to leach or off-gas. The one finish to genuinely avoid is </w:t>
-      </w:r>
-      <w:r>
-        <w:rPr>
-          <w:b/>
-        </w:rPr>
-        <w:t xml:space="preserve">raw (boiled or unboiled) linseed oil</w:t>
-      </w:r>
-      <w:r>
-        <w:t xml:space="preserve"> — it never fully hardens on its own in a reasonable timeframe, stays tacky in cracks and cut marks, and can support bacterial growth over time. That's the actual hazard people are worried about when they ask about food safety, not some general fear of finishes.</w:t>
+        <w:t xml:space="preserve">First thing to know: the FDA doesn't certify wood finishes as "food safe." There's no stamp, no seal, nothing on a can that officially clears it. What actually matters is simpler than that — does the finish cure to a hard, stable state, or does it stay soft indefinitely? Fully cured polyurethane, cured shellac, cured lacquer, and any oil that polymerizes and hardens through oxidation are all food-contact safe by any reasonable standard once they're cured, because there's nothing left in there to leach out or off-gas. There's exactly one finish worth genuinely avoiding: raw linseed oil, boiled or unboiled. It doesn't fully harden on its own in any reasonable timeframe. It stays tacky down in the cracks and knife marks, and that's exactly where bacteria wants to grow. That's the real hazard people should be asking about — not some vague fear of finishes in general.</w:t>
       </w:r>
     </w:p>
     <w:p>
@@ -105,7 +96,7 @@
     </w:p>
     <w:p>
       <w:r>
-        <w:t xml:space="preserve">Food-grade mineral oil is the default answer for a reason: it's inert, colorless, odorless, doesn't go rancid because it's a petroleum product rather than a plant oil, and it's cheap. It never fully cures — it just sits in the wood and needs periodic reapplication — but that's fine, because reapplication is the whole maintenance routine and it takes two minutes. </w:t>
+        <w:t xml:space="preserve">Food-grade mineral oil is the default answer, and it's the default for good reason. It's inert. Colorless. Odorless. It doesn't go rancid, because it's a petroleum product rather than a plant oil, so there's no fat in there to break down. And it's cheap. The catch: it never actually cures — it just sits in the wood and needs reapplying on a regular basis. That's not much of a catch, though, since reapplication is the entire maintenance routine and it takes about two minutes. </w:t>
       </w:r>
       <w:hyperlink r:id="rIdLink0">
         <w:r>
@@ -117,7 +108,7 @@
         </w:r>
       </w:hyperlink>
       <w:r>
-        <w:t xml:space="preserve"> is straightforward food-grade mineral oil packaged for exactly this use. Apply liberally, let it sit 15-20 minutes, wipe off the excess.</w:t>
+        <w:t xml:space="preserve"> is just straightforward food-grade mineral oil, packaged for exactly this job. Apply it liberally, let it sit 15-20 minutes, wipe off whatever didn't soak in.</w:t>
       </w:r>
     </w:p>
     <w:p>
@@ -146,7 +137,7 @@
     </w:p>
     <w:p>
       <w:r>
-        <w:t xml:space="preserve">A beeswax-and-mineral-oil blend, often called board butter, board cream, or board conditioner, gives you better water resistance than oil alone because the wax sits in the pores and on the surface after the oil has soaked in, slowing how fast water penetrates. It also leaves a nicer hand-feel and a slight sheen compared to straight oil. </w:t>
+        <w:t xml:space="preserve">Mix beeswax into mineral oil and you get what's usually called board butter, board cream, or board conditioner — same idea, different names. It beats straight oil on water resistance, because the wax sits in the pores and on the surface after the oil has already soaked in, slowing down how fast water can work its way through. It also just feels better under your hand, with a slight sheen straight oil doesn't give you. </w:t>
       </w:r>
       <w:hyperlink r:id="rIdLink1">
         <w:r>
@@ -170,7 +161,7 @@
         </w:r>
       </w:hyperlink>
       <w:r>
-        <w:t xml:space="preserve"> both work well here — Feed-N-Wax was designed for furniture but is a genuinely good board butter formula too. Use it as the finishing step after a mineral oil coat, not a replacement for one.</w:t>
+        <w:t xml:space="preserve"> both do the job well — Feed-N-Wax was actually built for furniture, but it's a genuinely good board butter too. One thing worth being clear on: it's a finishing step after a mineral oil coat, not a substitute for one.</w:t>
       </w:r>
     </w:p>
     <w:p>
@@ -183,7 +174,7 @@
     </w:p>
     <w:p>
       <w:r>
-        <w:t xml:space="preserve">Unlike mineral oil, food-grade walnut oil actually polymerizes and hardens over a few weeks, giving you a more durable, slightly built-up finish that needs reapplication far less often than straight mineral oil. </w:t>
+        <w:t xml:space="preserve">Walnut oil plays a different game than mineral oil. Food-grade walnut oil actually polymerizes — it hardens over a few weeks into something more durable and a little more built-up, and it needs reapplying far less often than straight mineral oil does. </w:t>
       </w:r>
       <w:hyperlink r:id="rIdLink3">
         <w:r>
@@ -195,7 +186,7 @@
         </w:r>
       </w:hyperlink>
       <w:r>
-        <w:t xml:space="preserve"> is the standard product here and is specifically processed and heat-treated to remove the proteins responsible for nut allergies, which is why it's the one people point to for cutting boards — but if anyone using the board has a tree nut allergy, skip it entirely and use mineral oil instead. It's not worth the risk over a marginal durability gain.</w:t>
+        <w:t xml:space="preserve"> is the standard product here, and it's specifically heat-treated to strip out the proteins that trigger nut allergies, which is exactly why people reach for it on cutting boards. But here's the honest caveat: if anyone using that board has a tree nut allergy, skip walnut oil entirely and use mineral oil instead. A marginal durability gain isn't worth that risk, full stop.</w:t>
       </w:r>
     </w:p>
     <w:p>
@@ -208,7 +199,7 @@
     </w:p>
     <w:p>
       <w:r>
-        <w:t xml:space="preserve">Shellac is a natural resin (secreted by the lac bug, dissolved in denatured alcohol) that's been used on food-contact items for centuries, and once cured it's inert and food safe. It builds a real film, unlike the oils above, which makes it a good option for decorative turned bowls, salad servers, or serving pieces that get handled and see dry or lightly damp food contact but aren't submerged, scrubbed, or cut on directly. </w:t>
+        <w:t xml:space="preserve">Shellac is the odd one out here — a natural resin secreted by the lac bug, dissolved in denatured alcohol, and it's been going on food-contact items for centuries. Once it's cured, it's inert and food safe like everything else on this list. What sets it apart is that it actually builds a real film, unlike every oil mentioned so far, which makes it a good option for decorative turned bowls, salad servers, or serving pieces — things that get handled and see dry or lightly damp food contact, but never get submerged, scrubbed, or cut on. </w:t>
       </w:r>
       <w:hyperlink r:id="rIdLink4">
         <w:r>
@@ -220,7 +211,7 @@
         </w:r>
       </w:hyperlink>
       <w:r>
-        <w:t xml:space="preserve"> is a dewaxed shellac that works well for this. Don't use shellac on an actual cutting surface, though — knife marks will chip and lift the film, and it doesn't hold up to regular washing the way it needs to for a board in daily use.</w:t>
+        <w:t xml:space="preserve"> is a dewaxed shellac that works well for this. One place not to put it, though: an actual cutting surface. Knife marks will chip and lift the film right off, and it won't hold up to the kind of regular washing a board in daily use needs.</w:t>
       </w:r>
     </w:p>
     <w:p>
@@ -233,7 +224,7 @@
     </w:p>
     <w:p>
       <w:r>
-        <w:t xml:space="preserve">For boards in regular use: mineral oil about once a month, more often if the wood looks dry or pale, less if it's holding up fine. Every few months, follow an oil coat with a board butter application for the extra water resistance and shine. For bowls and display pieces finished in shellac, there's no ongoing maintenance beyond normal cleaning — the cured film handles it.</w:t>
+        <w:t xml:space="preserve">For a board in regular use: mineral oil about once a month. More often if the wood's looking dry or pale. Less if it's holding up fine on its own — don't oil it just because the calendar says to. Every few months, follow an oil coat with a board butter application for the extra water resistance and shine. Bowls and display pieces finished in shellac need basically nothing beyond normal cleaning — the cured film is already doing the work.</w:t>
       </w:r>
     </w:p>
     <w:p>
@@ -246,12 +237,12 @@
     </w:p>
     <w:p>
       <w:r>
-        <w:t xml:space="preserve">Skip regular cooking oils — olive, vegetable, canola — even though they seem like the obvious food-safe choice sitting right in the kitchen. They're unsaturated fats that go rancid over weeks, leaving boards smelling sour no matter how well they're cleaned. Skip raw linseed oil for the curing reason above. And skip any finish, even a cured one, on a board that's already cracked deep enough to trap food and moisture permanently — at that point it's a maintenance issue, not a finish issue, and the board needs to be resurfaced or retired.</w:t>
-      </w:r>
-    </w:p>
-    <w:p>
-      <w:r>
-        <w:t xml:space="preserve">Building out a full finishing kit alongside the rest of your shop tools is easier when you can see what you already have on hand — </w:t>
+        <w:t xml:space="preserve">Skip the cooking oils sitting right there in your kitchen — olive, vegetable, canola. The instinct makes sense; they seem like the obvious food-safe pick since you're already eating them. But they're unsaturated fats, and unsaturated fats go rancid within weeks, leaving a board smelling sour no matter how carefully you clean it. Skip raw linseed oil, for the curing problem covered above. And skip finishing anything, cured or not, on a board that's already cracked deep enough to trap food and moisture permanently. At that point it's not a finish problem anymore — the board needs to be resurfaced or retired.</w:t>
+      </w:r>
+    </w:p>
+    <w:p>
+      <w:r>
+        <w:t xml:space="preserve">Building out a real finishing kit gets a lot easier once you can actually see what's already sitting on your shelf — </w:t>
       </w:r>
       <w:hyperlink r:id="rIdLink5">
         <w:r>
@@ -263,7 +254,7 @@
         </w:r>
       </w:hyperlink>
       <w:r>
-        <w:t xml:space="preserve"> so you're not guessing what's on the shelf next time a board needs reconditioning.</w:t>
+        <w:t xml:space="preserve"> so you're not guessing whether you're out of mineral oil the next time a board needs reconditioning.</w:t>
       </w:r>
     </w:p>
     <w:sectPr>

--- a/Articles/09-food-safe-finishes/article.docx
+++ b/Articles/09-food-safe-finishes/article.docx
@@ -69,6 +69,19 @@
       </w:r>
     </w:p>
     <w:p>
+      <w:pPr>
+        <w:spacing w:after="200"/>
+      </w:pPr>
+      <w:r>
+        <w:rPr>
+          <w:sz w:val="16"/>
+          <w:color w:val="94A3B8"/>
+          <w:caps/>
+        </w:rPr>
+        <w:t xml:space="preserve">Kerph Garage Tips · kerphplans.com</w:t>
+      </w:r>
+    </w:p>
+    <w:p>
       <w:r>
         <w:t xml:space="preserve">People treat "food safe" like it's a special ingredient you either have or don't. It's not. The honest answer is that almost any finish is food safe once it's actually cured — cured meaning the solvents are gone and what's left has hardened into something inert. So what's the real risk, then? Not toxicity from a finish that's dry to the touch. It's a finish that never fully hardens in the first place — something soft and gummy sitting down in the bottom of a knife cut, trapping moisture, feeding bacteria. That's the whole story. Once that clicks, picking a finish for a board or a bowl stops being complicated.</w:t>
       </w:r>

--- a/Articles/09-food-safe-finishes/article.docx
+++ b/Articles/09-food-safe-finishes/article.docx
@@ -69,19 +69,6 @@
       </w:r>
     </w:p>
     <w:p>
-      <w:pPr>
-        <w:spacing w:after="200"/>
-      </w:pPr>
-      <w:r>
-        <w:rPr>
-          <w:sz w:val="16"/>
-          <w:color w:val="94A3B8"/>
-          <w:caps/>
-        </w:rPr>
-        <w:t xml:space="preserve">Kerph Garage Tips · kerphplans.com</w:t>
-      </w:r>
-    </w:p>
-    <w:p>
       <w:r>
         <w:t xml:space="preserve">People treat "food safe" like it's a special ingredient you either have or don't. It's not. The honest answer is that almost any finish is food safe once it's actually cured — cured meaning the solvents are gone and what's left has hardened into something inert. So what's the real risk, then? Not toxicity from a finish that's dry to the touch. It's a finish that never fully hardens in the first place — something soft and gummy sitting down in the bottom of a knife cut, trapping moisture, feeding bacteria. That's the whole story. Once that clicks, picking a finish for a board or a bowl stops being complicated.</w:t>
       </w:r>
